--- a/docs/answers/as-introtoalgebraicfractions.docx
+++ b/docs/answers/as-introtoalgebraicfractions.docx
@@ -208,6 +208,40 @@
           <m:t> </m:t>
         </m:r>
         <m:r>
+          <m:t>y</m:t>
+        </m:r>
+        <m:r>
+          <m:rPr>
+            <m:sty m:val="p"/>
+          </m:rPr>
+          <m:t>≠</m:t>
+        </m:r>
+        <m:r>
+          <m:rPr>
+            <m:sty m:val="p"/>
+          </m:rPr>
+          <m:t>−</m:t>
+        </m:r>
+        <m:r>
+          <m:t>5</m:t>
+        </m:r>
+      </m:oMath>
+    </w:p>
+    <w:p>
+      <w:pPr>
+        <w:pStyle w:val="BodyText"/>
+      </w:pPr>
+      <w:r>
+        <w:t xml:space="preserve">1.5.</w:t>
+      </w:r>
+      <w:r>
+        <w:t xml:space="preserve"> </w:t>
+      </w:r>
+      <m:oMath>
+        <m:r>
+          <m:t> </m:t>
+        </m:r>
+        <m:r>
           <m:t>x</m:t>
         </m:r>
         <m:r>
@@ -217,45 +251,14 @@
           <m:t>≠</m:t>
         </m:r>
         <m:r>
-          <m:rPr>
-            <m:sty m:val="p"/>
-          </m:rPr>
-          <m:t>−</m:t>
-        </m:r>
-        <m:r>
-          <m:t>5</m:t>
-        </m:r>
-      </m:oMath>
-    </w:p>
-    <w:p>
-      <w:pPr>
-        <w:pStyle w:val="BodyText"/>
-      </w:pPr>
-      <w:r>
-        <w:t xml:space="preserve">1.5.</w:t>
-      </w:r>
-      <w:r>
-        <w:t xml:space="preserve"> </w:t>
-      </w:r>
-      <m:oMath>
-        <m:r>
-          <m:t> </m:t>
-        </m:r>
-        <m:r>
-          <m:t>x</m:t>
-        </m:r>
-        <m:r>
-          <m:rPr>
-            <m:sty m:val="p"/>
-          </m:rPr>
-          <m:t>≠</m:t>
-        </m:r>
-        <m:r>
           <m:t>0</m:t>
         </m:r>
       </m:oMath>
       <w:r>
-        <w:t xml:space="preserve">,</w:t>
+        <w:t xml:space="preserve"> </w:t>
+      </w:r>
+      <w:r>
+        <w:t xml:space="preserve">and</w:t>
       </w:r>
       <w:r>
         <w:t xml:space="preserve"> </w:t>
@@ -302,6 +305,63 @@
           <m:t> </m:t>
         </m:r>
         <m:r>
+          <m:t>t</m:t>
+        </m:r>
+        <m:r>
+          <m:rPr>
+            <m:sty m:val="p"/>
+          </m:rPr>
+          <m:t>≠</m:t>
+        </m:r>
+        <m:r>
+          <m:rPr>
+            <m:sty m:val="p"/>
+          </m:rPr>
+          <m:t>−</m:t>
+        </m:r>
+        <m:r>
+          <m:t>2</m:t>
+        </m:r>
+      </m:oMath>
+      <w:r>
+        <w:t xml:space="preserve"> </w:t>
+      </w:r>
+      <w:r>
+        <w:t xml:space="preserve">and</w:t>
+      </w:r>
+      <w:r>
+        <w:t xml:space="preserve"> </w:t>
+      </w:r>
+      <m:oMath>
+        <m:r>
+          <m:t>t</m:t>
+        </m:r>
+        <m:r>
+          <m:rPr>
+            <m:sty m:val="p"/>
+          </m:rPr>
+          <m:t>≠</m:t>
+        </m:r>
+        <m:r>
+          <m:t>3</m:t>
+        </m:r>
+      </m:oMath>
+    </w:p>
+    <w:p>
+      <w:pPr>
+        <w:pStyle w:val="BodyText"/>
+      </w:pPr>
+      <w:r>
+        <w:t xml:space="preserve">1.7.</w:t>
+      </w:r>
+      <w:r>
+        <w:t xml:space="preserve"> </w:t>
+      </w:r>
+      <m:oMath>
+        <m:r>
+          <m:t> </m:t>
+        </m:r>
+        <m:r>
           <m:t>x</m:t>
         </m:r>
         <m:r>
@@ -317,11 +377,14 @@
           <m:t>−</m:t>
         </m:r>
         <m:r>
-          <m:t>2</m:t>
-        </m:r>
-      </m:oMath>
-      <w:r>
-        <w:t xml:space="preserve">,</w:t>
+          <m:t>4</m:t>
+        </m:r>
+      </m:oMath>
+      <w:r>
+        <w:t xml:space="preserve"> </w:t>
+      </w:r>
+      <w:r>
+        <w:t xml:space="preserve">and</w:t>
       </w:r>
       <w:r>
         <w:t xml:space="preserve"> </w:t>
@@ -337,181 +400,133 @@
           <m:t>≠</m:t>
         </m:r>
         <m:r>
+          <m:t>4</m:t>
+        </m:r>
+      </m:oMath>
+    </w:p>
+    <w:p>
+      <w:pPr>
+        <w:pStyle w:val="BodyText"/>
+      </w:pPr>
+      <w:r>
+        <w:t xml:space="preserve">1.8.</w:t>
+      </w:r>
+      <w:r>
+        <w:t xml:space="preserve"> </w:t>
+      </w:r>
+      <m:oMath>
+        <m:r>
+          <m:t> </m:t>
+        </m:r>
+        <m:r>
+          <m:t>x</m:t>
+        </m:r>
+        <m:r>
+          <m:rPr>
+            <m:sty m:val="p"/>
+          </m:rPr>
+          <m:t>≠</m:t>
+        </m:r>
+        <m:r>
+          <m:t>1</m:t>
+        </m:r>
+      </m:oMath>
+    </w:p>
+    <w:p>
+      <w:pPr>
+        <w:pStyle w:val="BodyText"/>
+      </w:pPr>
+      <w:r>
+        <w:t xml:space="preserve">1.9.</w:t>
+      </w:r>
+      <w:r>
+        <w:t xml:space="preserve"> </w:t>
+      </w:r>
+      <m:oMath>
+        <m:r>
+          <m:t> </m:t>
+        </m:r>
+        <m:r>
+          <m:t>b</m:t>
+        </m:r>
+        <m:r>
+          <m:rPr>
+            <m:sty m:val="p"/>
+          </m:rPr>
+          <m:t>≠</m:t>
+        </m:r>
+        <m:r>
+          <m:rPr>
+            <m:sty m:val="p"/>
+          </m:rPr>
+          <m:t>−</m:t>
+        </m:r>
+        <m:r>
+          <m:t>4</m:t>
+        </m:r>
+      </m:oMath>
+      <w:r>
+        <w:t xml:space="preserve"> </w:t>
+      </w:r>
+      <w:r>
+        <w:t xml:space="preserve">and</w:t>
+      </w:r>
+      <w:r>
+        <w:t xml:space="preserve"> </w:t>
+      </w:r>
+      <m:oMath>
+        <m:r>
+          <m:t>b</m:t>
+        </m:r>
+        <m:r>
+          <m:rPr>
+            <m:sty m:val="p"/>
+          </m:rPr>
+          <m:t>≠</m:t>
+        </m:r>
+        <m:r>
+          <m:t>0</m:t>
+        </m:r>
+      </m:oMath>
+    </w:p>
+    <w:p>
+      <w:pPr>
+        <w:pStyle w:val="BodyText"/>
+      </w:pPr>
+      <w:r>
+        <w:t xml:space="preserve">1.10.</w:t>
+      </w:r>
+      <w:r>
+        <w:t xml:space="preserve"> </w:t>
+      </w:r>
+      <m:oMath>
+        <m:r>
+          <m:t> </m:t>
+        </m:r>
+        <m:r>
+          <m:t>x</m:t>
+        </m:r>
+        <m:r>
+          <m:rPr>
+            <m:sty m:val="p"/>
+          </m:rPr>
+          <m:t>≠</m:t>
+        </m:r>
+        <m:r>
+          <m:rPr>
+            <m:sty m:val="p"/>
+          </m:rPr>
+          <m:t>−</m:t>
+        </m:r>
+        <m:r>
           <m:t>3</m:t>
         </m:r>
       </m:oMath>
-    </w:p>
-    <w:p>
-      <w:pPr>
-        <w:pStyle w:val="BodyText"/>
-      </w:pPr>
-      <w:r>
-        <w:t xml:space="preserve">1.7.</w:t>
-      </w:r>
-      <w:r>
-        <w:t xml:space="preserve"> </w:t>
-      </w:r>
-      <m:oMath>
-        <m:r>
-          <m:t> </m:t>
-        </m:r>
-        <m:r>
-          <m:t>x</m:t>
-        </m:r>
-        <m:r>
-          <m:rPr>
-            <m:sty m:val="p"/>
-          </m:rPr>
-          <m:t>≠</m:t>
-        </m:r>
-        <m:r>
-          <m:rPr>
-            <m:sty m:val="p"/>
-          </m:rPr>
-          <m:t>−</m:t>
-        </m:r>
-        <m:r>
-          <m:t>4</m:t>
-        </m:r>
-      </m:oMath>
-      <w:r>
-        <w:t xml:space="preserve">,</w:t>
-      </w:r>
-      <w:r>
-        <w:t xml:space="preserve"> </w:t>
-      </w:r>
-      <m:oMath>
-        <m:r>
-          <m:t>x</m:t>
-        </m:r>
-        <m:r>
-          <m:rPr>
-            <m:sty m:val="p"/>
-          </m:rPr>
-          <m:t>≠</m:t>
-        </m:r>
-        <m:r>
-          <m:t>4</m:t>
-        </m:r>
-      </m:oMath>
-    </w:p>
-    <w:p>
-      <w:pPr>
-        <w:pStyle w:val="BodyText"/>
-      </w:pPr>
-      <w:r>
-        <w:t xml:space="preserve">1.8.</w:t>
-      </w:r>
-      <w:r>
-        <w:t xml:space="preserve"> </w:t>
-      </w:r>
-      <m:oMath>
-        <m:r>
-          <m:t> </m:t>
-        </m:r>
-        <m:r>
-          <m:t>x</m:t>
-        </m:r>
-        <m:r>
-          <m:rPr>
-            <m:sty m:val="p"/>
-          </m:rPr>
-          <m:t>≠</m:t>
-        </m:r>
-        <m:r>
-          <m:t>1</m:t>
-        </m:r>
-      </m:oMath>
-    </w:p>
-    <w:p>
-      <w:pPr>
-        <w:pStyle w:val="BodyText"/>
-      </w:pPr>
-      <w:r>
-        <w:t xml:space="preserve">1.9.</w:t>
-      </w:r>
-      <w:r>
-        <w:t xml:space="preserve"> </w:t>
-      </w:r>
-      <m:oMath>
-        <m:r>
-          <m:t> </m:t>
-        </m:r>
-        <m:r>
-          <m:t>x</m:t>
-        </m:r>
-        <m:r>
-          <m:rPr>
-            <m:sty m:val="p"/>
-          </m:rPr>
-          <m:t>≠</m:t>
-        </m:r>
-        <m:r>
-          <m:rPr>
-            <m:sty m:val="p"/>
-          </m:rPr>
-          <m:t>−</m:t>
-        </m:r>
-        <m:r>
-          <m:t>4</m:t>
-        </m:r>
-      </m:oMath>
-      <w:r>
-        <w:t xml:space="preserve">,</w:t>
-      </w:r>
-      <w:r>
-        <w:t xml:space="preserve"> </w:t>
-      </w:r>
-      <m:oMath>
-        <m:r>
-          <m:t>x</m:t>
-        </m:r>
-        <m:r>
-          <m:rPr>
-            <m:sty m:val="p"/>
-          </m:rPr>
-          <m:t>≠</m:t>
-        </m:r>
-        <m:r>
-          <m:t>0</m:t>
-        </m:r>
-      </m:oMath>
-    </w:p>
-    <w:p>
-      <w:pPr>
-        <w:pStyle w:val="BodyText"/>
-      </w:pPr>
-      <w:r>
-        <w:t xml:space="preserve">1.10.</w:t>
-      </w:r>
-      <w:r>
-        <w:t xml:space="preserve"> </w:t>
-      </w:r>
-      <m:oMath>
-        <m:r>
-          <m:t> </m:t>
-        </m:r>
-        <m:r>
-          <m:t>x</m:t>
-        </m:r>
-        <m:r>
-          <m:rPr>
-            <m:sty m:val="p"/>
-          </m:rPr>
-          <m:t>≠</m:t>
-        </m:r>
-        <m:r>
-          <m:rPr>
-            <m:sty m:val="p"/>
-          </m:rPr>
-          <m:t>−</m:t>
-        </m:r>
-        <m:r>
-          <m:t>3</m:t>
-        </m:r>
-      </m:oMath>
-      <w:r>
-        <w:t xml:space="preserve">,</w:t>
+      <w:r>
+        <w:t xml:space="preserve"> </w:t>
+      </w:r>
+      <w:r>
+        <w:t xml:space="preserve">and</w:t>
       </w:r>
       <w:r>
         <w:t xml:space="preserve"> </w:t>
@@ -571,7 +586,10 @@
         </m:r>
       </m:oMath>
       <w:r>
-        <w:t xml:space="preserve">,</w:t>
+        <w:t xml:space="preserve"> </w:t>
+      </w:r>
+      <w:r>
+        <w:t xml:space="preserve">and</w:t>
       </w:r>
       <w:r>
         <w:t xml:space="preserve"> </w:t>
@@ -606,7 +624,7 @@
           <m:t> </m:t>
         </m:r>
         <m:r>
-          <m:t>x</m:t>
+          <m:t>z</m:t>
         </m:r>
         <m:r>
           <m:rPr>
@@ -625,14 +643,17 @@
         </m:r>
       </m:oMath>
       <w:r>
-        <w:t xml:space="preserve">,</w:t>
-      </w:r>
-      <w:r>
-        <w:t xml:space="preserve"> </w:t>
-      </w:r>
-      <m:oMath>
-        <m:r>
-          <m:t>x</m:t>
+        <w:t xml:space="preserve"> </w:t>
+      </w:r>
+      <w:r>
+        <w:t xml:space="preserve">and</w:t>
+      </w:r>
+      <w:r>
+        <w:t xml:space="preserve"> </w:t>
+      </w:r>
+      <m:oMath>
+        <m:r>
+          <m:t>z</m:t>
         </m:r>
         <m:r>
           <m:rPr>
@@ -695,6 +716,59 @@
           <m:t>5</m:t>
         </m:r>
         <m:r>
+          <m:t>t</m:t>
+        </m:r>
+      </m:oMath>
+    </w:p>
+    <w:p>
+      <w:pPr>
+        <w:pStyle w:val="BodyText"/>
+      </w:pPr>
+      <w:r>
+        <w:t xml:space="preserve">2.3.</w:t>
+      </w:r>
+      <w:r>
+        <w:t xml:space="preserve"> </w:t>
+      </w:r>
+      <m:oMath>
+        <m:r>
+          <m:t> </m:t>
+        </m:r>
+        <m:r>
+          <m:t>3</m:t>
+        </m:r>
+        <m:r>
+          <m:t>a</m:t>
+        </m:r>
+        <m:r>
+          <m:rPr>
+            <m:sty m:val="p"/>
+          </m:rPr>
+          <m:t>+</m:t>
+        </m:r>
+        <m:r>
+          <m:t>3</m:t>
+        </m:r>
+      </m:oMath>
+    </w:p>
+    <w:p>
+      <w:pPr>
+        <w:pStyle w:val="BodyText"/>
+      </w:pPr>
+      <w:r>
+        <w:t xml:space="preserve">2.4.</w:t>
+      </w:r>
+      <w:r>
+        <w:t xml:space="preserve"> </w:t>
+      </w:r>
+      <m:oMath>
+        <m:r>
+          <m:t> </m:t>
+        </m:r>
+        <m:r>
+          <m:t>12</m:t>
+        </m:r>
+        <m:r>
           <m:t>x</m:t>
         </m:r>
       </m:oMath>
@@ -704,7 +778,7 @@
         <w:pStyle w:val="BodyText"/>
       </w:pPr>
       <w:r>
-        <w:t xml:space="preserve">2.3.</w:t>
+        <w:t xml:space="preserve">2.5.</w:t>
       </w:r>
       <w:r>
         <w:t xml:space="preserve"> </w:t>
@@ -714,20 +788,92 @@
           <m:t> </m:t>
         </m:r>
         <m:r>
+          <m:t>10</m:t>
+        </m:r>
+      </m:oMath>
+    </w:p>
+    <w:p>
+      <w:pPr>
+        <w:pStyle w:val="BodyText"/>
+      </w:pPr>
+      <w:r>
+        <w:t xml:space="preserve">2.6.</w:t>
+      </w:r>
+      <w:r>
+        <w:t xml:space="preserve"> </w:t>
+      </w:r>
+      <m:oMath>
+        <m:r>
+          <m:t> </m:t>
+        </m:r>
+        <m:r>
+          <m:t>2</m:t>
+        </m:r>
+        <m:r>
+          <m:t>t</m:t>
+        </m:r>
+        <m:r>
+          <m:rPr>
+            <m:sty m:val="p"/>
+          </m:rPr>
+          <m:t>−</m:t>
+        </m:r>
+        <m:r>
+          <m:t>6</m:t>
+        </m:r>
+      </m:oMath>
+    </w:p>
+    <w:p>
+      <w:pPr>
+        <w:pStyle w:val="BodyText"/>
+      </w:pPr>
+      <w:r>
+        <w:t xml:space="preserve">2.7.</w:t>
+      </w:r>
+      <w:r>
+        <w:t xml:space="preserve"> </w:t>
+      </w:r>
+      <m:oMath>
+        <m:r>
+          <m:t> </m:t>
+        </m:r>
+        <m:r>
           <m:t>3</m:t>
         </m:r>
         <m:r>
+          <m:t>y</m:t>
+        </m:r>
+        <m:r>
+          <m:rPr>
+            <m:sty m:val="p"/>
+          </m:rPr>
+          <m:t>−</m:t>
+        </m:r>
+        <m:r>
+          <m:t>3</m:t>
+        </m:r>
+      </m:oMath>
+    </w:p>
+    <w:p>
+      <w:pPr>
+        <w:pStyle w:val="BodyText"/>
+      </w:pPr>
+      <w:r>
+        <w:t xml:space="preserve">2.8.</w:t>
+      </w:r>
+      <w:r>
+        <w:t xml:space="preserve"> </w:t>
+      </w:r>
+      <m:oMath>
+        <m:r>
+          <m:t> </m:t>
+        </m:r>
+        <m:r>
+          <m:t>3</m:t>
+        </m:r>
+        <m:r>
           <m:t>x</m:t>
         </m:r>
-        <m:r>
-          <m:rPr>
-            <m:sty m:val="p"/>
-          </m:rPr>
-          <m:t>+</m:t>
-        </m:r>
-        <m:r>
-          <m:t>3</m:t>
-        </m:r>
       </m:oMath>
     </w:p>
     <w:p>
@@ -735,7 +881,7 @@
         <w:pStyle w:val="BodyText"/>
       </w:pPr>
       <w:r>
-        <w:t xml:space="preserve">2.4.</w:t>
+        <w:t xml:space="preserve">2.9.</w:t>
       </w:r>
       <w:r>
         <w:t xml:space="preserve"> </w:t>
@@ -745,7 +891,7 @@
           <m:t> </m:t>
         </m:r>
         <m:r>
-          <m:t>12</m:t>
+          <m:t>6</m:t>
         </m:r>
         <m:r>
           <m:t>x</m:t>
@@ -757,7 +903,7 @@
         <w:pStyle w:val="BodyText"/>
       </w:pPr>
       <w:r>
-        <w:t xml:space="preserve">2.5.</w:t>
+        <w:t xml:space="preserve">2.10.</w:t>
       </w:r>
       <w:r>
         <w:t xml:space="preserve"> </w:t>
@@ -767,135 +913,10 @@
           <m:t> </m:t>
         </m:r>
         <m:r>
-          <m:t>10</m:t>
-        </m:r>
-      </m:oMath>
-    </w:p>
-    <w:p>
-      <w:pPr>
-        <w:pStyle w:val="BodyText"/>
-      </w:pPr>
-      <w:r>
-        <w:t xml:space="preserve">2.6.</w:t>
-      </w:r>
-      <w:r>
-        <w:t xml:space="preserve"> </w:t>
-      </w:r>
-      <m:oMath>
-        <m:r>
-          <m:t> </m:t>
-        </m:r>
-        <m:r>
-          <m:t>2</m:t>
-        </m:r>
-        <m:r>
-          <m:t>x</m:t>
-        </m:r>
-        <m:r>
-          <m:rPr>
-            <m:sty m:val="p"/>
-          </m:rPr>
-          <m:t>−</m:t>
-        </m:r>
-        <m:r>
           <m:t>6</m:t>
         </m:r>
-      </m:oMath>
-    </w:p>
-    <w:p>
-      <w:pPr>
-        <w:pStyle w:val="BodyText"/>
-      </w:pPr>
-      <w:r>
-        <w:t xml:space="preserve">2.7.</w:t>
-      </w:r>
-      <w:r>
-        <w:t xml:space="preserve"> </w:t>
-      </w:r>
-      <m:oMath>
-        <m:r>
-          <m:t> </m:t>
-        </m:r>
-        <m:r>
-          <m:t>3</m:t>
-        </m:r>
-        <m:r>
-          <m:t>x</m:t>
-        </m:r>
-        <m:r>
-          <m:rPr>
-            <m:sty m:val="p"/>
-          </m:rPr>
-          <m:t>−</m:t>
-        </m:r>
-        <m:r>
-          <m:t>3</m:t>
-        </m:r>
-      </m:oMath>
-    </w:p>
-    <w:p>
-      <w:pPr>
-        <w:pStyle w:val="BodyText"/>
-      </w:pPr>
-      <w:r>
-        <w:t xml:space="preserve">2.8.</w:t>
-      </w:r>
-      <w:r>
-        <w:t xml:space="preserve"> </w:t>
-      </w:r>
-      <m:oMath>
-        <m:r>
-          <m:t> </m:t>
-        </m:r>
-        <m:r>
-          <m:t>3</m:t>
-        </m:r>
-        <m:r>
-          <m:t>x</m:t>
-        </m:r>
-      </m:oMath>
-    </w:p>
-    <w:p>
-      <w:pPr>
-        <w:pStyle w:val="BodyText"/>
-      </w:pPr>
-      <w:r>
-        <w:t xml:space="preserve">2.9.</w:t>
-      </w:r>
-      <w:r>
-        <w:t xml:space="preserve"> </w:t>
-      </w:r>
-      <m:oMath>
-        <m:r>
-          <m:t> </m:t>
-        </m:r>
-        <m:r>
-          <m:t>6</m:t>
-        </m:r>
-        <m:r>
-          <m:t>x</m:t>
-        </m:r>
-      </m:oMath>
-    </w:p>
-    <w:p>
-      <w:pPr>
-        <w:pStyle w:val="BodyText"/>
-      </w:pPr>
-      <w:r>
-        <w:t xml:space="preserve">2.10.</w:t>
-      </w:r>
-      <w:r>
-        <w:t xml:space="preserve"> </w:t>
-      </w:r>
-      <m:oMath>
-        <m:r>
-          <m:t> </m:t>
-        </m:r>
-        <m:r>
-          <m:t>6</m:t>
-        </m:r>
-        <m:r>
-          <m:t>x</m:t>
+        <m:r>
+          <m:t>z</m:t>
         </m:r>
         <m:r>
           <m:rPr>
@@ -966,7 +987,7 @@
         <m:sSup>
           <m:e>
             <m:r>
-              <m:t>x</m:t>
+              <m:t>r</m:t>
             </m:r>
           </m:e>
           <m:sup>
@@ -982,7 +1003,7 @@
           <m:t>+</m:t>
         </m:r>
         <m:r>
-          <m:t>x</m:t>
+          <m:t>r</m:t>
         </m:r>
         <m:r>
           <m:rPr>
@@ -1088,7 +1109,7 @@
           <m:t>2</m:t>
         </m:r>
         <m:r>
-          <m:t>x</m:t>
+          <m:t>z</m:t>
         </m:r>
         <m:r>
           <m:rPr>
@@ -1141,6 +1162,29 @@
           </m:den>
         </m:f>
       </m:oMath>
+      <w:r>
+        <w:t xml:space="preserve"> </w:t>
+      </w:r>
+      <w:r>
+        <w:t xml:space="preserve">if</w:t>
+      </w:r>
+      <w:r>
+        <w:t xml:space="preserve"> </w:t>
+      </w:r>
+      <m:oMath>
+        <m:r>
+          <m:t>y</m:t>
+        </m:r>
+        <m:r>
+          <m:rPr>
+            <m:sty m:val="p"/>
+          </m:rPr>
+          <m:t>≠</m:t>
+        </m:r>
+        <m:r>
+          <m:t>0</m:t>
+        </m:r>
+      </m:oMath>
     </w:p>
     <w:p>
       <w:pPr>
@@ -1172,6 +1216,29 @@
           </m:den>
         </m:f>
       </m:oMath>
+      <w:r>
+        <w:t xml:space="preserve"> </w:t>
+      </w:r>
+      <w:r>
+        <w:t xml:space="preserve">if</w:t>
+      </w:r>
+      <w:r>
+        <w:t xml:space="preserve"> </w:t>
+      </w:r>
+      <m:oMath>
+        <m:r>
+          <m:t>x</m:t>
+        </m:r>
+        <m:r>
+          <m:rPr>
+            <m:sty m:val="p"/>
+          </m:rPr>
+          <m:t>≠</m:t>
+        </m:r>
+        <m:r>
+          <m:t>0</m:t>
+        </m:r>
+      </m:oMath>
     </w:p>
     <w:p>
       <w:pPr>
@@ -1188,7 +1255,7 @@
           <m:t> </m:t>
         </m:r>
         <m:r>
-          <m:t>x</m:t>
+          <m:t>n</m:t>
         </m:r>
         <m:r>
           <m:rPr>
@@ -1198,6 +1265,29 @@
         </m:r>
         <m:r>
           <m:t>4</m:t>
+        </m:r>
+      </m:oMath>
+      <w:r>
+        <w:t xml:space="preserve"> </w:t>
+      </w:r>
+      <w:r>
+        <w:t xml:space="preserve">if</w:t>
+      </w:r>
+      <w:r>
+        <w:t xml:space="preserve"> </w:t>
+      </w:r>
+      <m:oMath>
+        <m:r>
+          <m:t>n</m:t>
+        </m:r>
+        <m:r>
+          <m:rPr>
+            <m:sty m:val="p"/>
+          </m:rPr>
+          <m:t>≠</m:t>
+        </m:r>
+        <m:r>
+          <m:t>0</m:t>
         </m:r>
       </m:oMath>
     </w:p>
@@ -1240,6 +1330,29 @@
           </m:den>
         </m:f>
       </m:oMath>
+      <w:r>
+        <w:t xml:space="preserve"> </w:t>
+      </w:r>
+      <w:r>
+        <w:t xml:space="preserve">if</w:t>
+      </w:r>
+      <w:r>
+        <w:t xml:space="preserve"> </w:t>
+      </w:r>
+      <m:oMath>
+        <m:r>
+          <m:t>x</m:t>
+        </m:r>
+        <m:r>
+          <m:rPr>
+            <m:sty m:val="p"/>
+          </m:rPr>
+          <m:t>≠</m:t>
+        </m:r>
+        <m:r>
+          <m:t>0</m:t>
+        </m:r>
+      </m:oMath>
     </w:p>
     <w:p>
       <w:pPr>
@@ -1277,6 +1390,29 @@
           </m:den>
         </m:f>
       </m:oMath>
+      <w:r>
+        <w:t xml:space="preserve"> </w:t>
+      </w:r>
+      <w:r>
+        <w:t xml:space="preserve">if</w:t>
+      </w:r>
+      <w:r>
+        <w:t xml:space="preserve"> </w:t>
+      </w:r>
+      <m:oMath>
+        <m:r>
+          <m:t>x</m:t>
+        </m:r>
+        <m:r>
+          <m:rPr>
+            <m:sty m:val="p"/>
+          </m:rPr>
+          <m:t>≠</m:t>
+        </m:r>
+        <m:r>
+          <m:t>0</m:t>
+        </m:r>
+      </m:oMath>
     </w:p>
     <w:p>
       <w:pPr>
@@ -1293,15 +1429,362 @@
           <m:t> </m:t>
         </m:r>
         <m:r>
+          <m:t>m</m:t>
+        </m:r>
+        <m:r>
+          <m:rPr>
+            <m:sty m:val="p"/>
+          </m:rPr>
+          <m:t>+</m:t>
+        </m:r>
+        <m:r>
+          <m:t>4</m:t>
+        </m:r>
+      </m:oMath>
+      <w:r>
+        <w:t xml:space="preserve"> </w:t>
+      </w:r>
+      <w:r>
+        <w:t xml:space="preserve">if</w:t>
+      </w:r>
+      <w:r>
+        <w:t xml:space="preserve"> </w:t>
+      </w:r>
+      <m:oMath>
+        <m:r>
+          <m:t>m</m:t>
+        </m:r>
+        <m:r>
+          <m:rPr>
+            <m:sty m:val="p"/>
+          </m:rPr>
+          <m:t>≠</m:t>
+        </m:r>
+        <m:r>
+          <m:t>4</m:t>
+        </m:r>
+      </m:oMath>
+    </w:p>
+    <w:p>
+      <w:pPr>
+        <w:pStyle w:val="BodyText"/>
+      </w:pPr>
+      <w:r>
+        <w:t xml:space="preserve">3.7.</w:t>
+      </w:r>
+      <w:r>
+        <w:t xml:space="preserve"> </w:t>
+      </w:r>
+      <m:oMath>
+        <m:r>
+          <m:t> </m:t>
+        </m:r>
+        <m:r>
           <m:t>x</m:t>
         </m:r>
         <m:r>
           <m:rPr>
             <m:sty m:val="p"/>
           </m:rPr>
+          <m:t>−</m:t>
+        </m:r>
+        <m:r>
+          <m:t>1</m:t>
+        </m:r>
+      </m:oMath>
+      <w:r>
+        <w:t xml:space="preserve"> </w:t>
+      </w:r>
+      <w:r>
+        <w:t xml:space="preserve">if</w:t>
+      </w:r>
+      <w:r>
+        <w:t xml:space="preserve"> </w:t>
+      </w:r>
+      <m:oMath>
+        <m:r>
+          <m:t>x</m:t>
+        </m:r>
+        <m:r>
+          <m:rPr>
+            <m:sty m:val="p"/>
+          </m:rPr>
+          <m:t>≠</m:t>
+        </m:r>
+        <m:r>
+          <m:rPr>
+            <m:sty m:val="p"/>
+          </m:rPr>
+          <m:t>−</m:t>
+        </m:r>
+        <m:r>
+          <m:t>1</m:t>
+        </m:r>
+      </m:oMath>
+    </w:p>
+    <w:p>
+      <w:pPr>
+        <w:pStyle w:val="BodyText"/>
+      </w:pPr>
+      <w:r>
+        <w:t xml:space="preserve">3.8.</w:t>
+      </w:r>
+      <w:r>
+        <w:t xml:space="preserve"> </w:t>
+      </w:r>
+      <m:oMath>
+        <m:r>
+          <m:t> </m:t>
+        </m:r>
+        <m:r>
+          <m:t>x</m:t>
+        </m:r>
+        <m:r>
+          <m:rPr>
+            <m:sty m:val="p"/>
+          </m:rPr>
           <m:t>+</m:t>
         </m:r>
         <m:r>
+          <m:t>3</m:t>
+        </m:r>
+      </m:oMath>
+      <w:r>
+        <w:t xml:space="preserve"> </w:t>
+      </w:r>
+      <w:r>
+        <w:t xml:space="preserve">if</w:t>
+      </w:r>
+      <w:r>
+        <w:t xml:space="preserve"> </w:t>
+      </w:r>
+      <m:oMath>
+        <m:r>
+          <m:t>x</m:t>
+        </m:r>
+        <m:r>
+          <m:rPr>
+            <m:sty m:val="p"/>
+          </m:rPr>
+          <m:t>≠</m:t>
+        </m:r>
+        <m:r>
+          <m:rPr>
+            <m:sty m:val="p"/>
+          </m:rPr>
+          <m:t>−</m:t>
+        </m:r>
+        <m:r>
+          <m:t>2</m:t>
+        </m:r>
+      </m:oMath>
+    </w:p>
+    <w:p>
+      <w:pPr>
+        <w:pStyle w:val="BodyText"/>
+      </w:pPr>
+      <w:r>
+        <w:t xml:space="preserve">3.9.</w:t>
+      </w:r>
+      <w:r>
+        <w:t xml:space="preserve"> </w:t>
+      </w:r>
+      <m:oMath>
+        <m:r>
+          <m:t> </m:t>
+        </m:r>
+        <m:r>
+          <m:t>z</m:t>
+        </m:r>
+        <m:r>
+          <m:rPr>
+            <m:sty m:val="p"/>
+          </m:rPr>
+          <m:t>+</m:t>
+        </m:r>
+        <m:r>
+          <m:t>5</m:t>
+        </m:r>
+      </m:oMath>
+      <w:r>
+        <w:t xml:space="preserve"> </w:t>
+      </w:r>
+      <w:r>
+        <w:t xml:space="preserve">if</w:t>
+      </w:r>
+      <w:r>
+        <w:t xml:space="preserve"> </w:t>
+      </w:r>
+      <m:oMath>
+        <m:r>
+          <m:t>z</m:t>
+        </m:r>
+        <m:r>
+          <m:rPr>
+            <m:sty m:val="p"/>
+          </m:rPr>
+          <m:t>≠</m:t>
+        </m:r>
+        <m:r>
+          <m:t>2</m:t>
+        </m:r>
+      </m:oMath>
+    </w:p>
+    <w:p>
+      <w:pPr>
+        <w:pStyle w:val="BodyText"/>
+      </w:pPr>
+      <w:r>
+        <w:t xml:space="preserve">3.10.</w:t>
+      </w:r>
+      <w:r>
+        <w:t xml:space="preserve"> </w:t>
+      </w:r>
+      <m:oMath>
+        <m:r>
+          <m:t> </m:t>
+        </m:r>
+        <m:r>
+          <m:t>2</m:t>
+        </m:r>
+        <m:r>
+          <m:t>x</m:t>
+        </m:r>
+        <m:r>
+          <m:rPr>
+            <m:sty m:val="p"/>
+          </m:rPr>
+          <m:t>+</m:t>
+        </m:r>
+        <m:r>
+          <m:t>1</m:t>
+        </m:r>
+      </m:oMath>
+      <w:r>
+        <w:t xml:space="preserve"> </w:t>
+      </w:r>
+      <w:r>
+        <w:t xml:space="preserve">if</w:t>
+      </w:r>
+      <w:r>
+        <w:t xml:space="preserve"> </w:t>
+      </w:r>
+      <m:oMath>
+        <m:r>
+          <m:t>x</m:t>
+        </m:r>
+        <m:r>
+          <m:rPr>
+            <m:sty m:val="p"/>
+          </m:rPr>
+          <m:t>≠</m:t>
+        </m:r>
+        <m:r>
+          <m:rPr>
+            <m:sty m:val="p"/>
+          </m:rPr>
+          <m:t>−</m:t>
+        </m:r>
+        <m:r>
+          <m:t>3</m:t>
+        </m:r>
+      </m:oMath>
+    </w:p>
+    <w:p>
+      <w:pPr>
+        <w:pStyle w:val="BodyText"/>
+      </w:pPr>
+      <w:r>
+        <w:t xml:space="preserve">3.11.</w:t>
+      </w:r>
+      <w:r>
+        <w:t xml:space="preserve"> </w:t>
+      </w:r>
+      <m:oMath>
+        <m:r>
+          <m:t> </m:t>
+        </m:r>
+        <m:r>
+          <m:t>y</m:t>
+        </m:r>
+        <m:r>
+          <m:rPr>
+            <m:sty m:val="p"/>
+          </m:rPr>
+          <m:t>−</m:t>
+        </m:r>
+        <m:r>
+          <m:t>5</m:t>
+        </m:r>
+      </m:oMath>
+      <w:r>
+        <w:t xml:space="preserve"> </w:t>
+      </w:r>
+      <w:r>
+        <w:t xml:space="preserve">if</w:t>
+      </w:r>
+      <w:r>
+        <w:t xml:space="preserve"> </w:t>
+      </w:r>
+      <m:oMath>
+        <m:r>
+          <m:t>y</m:t>
+        </m:r>
+        <m:r>
+          <m:rPr>
+            <m:sty m:val="p"/>
+          </m:rPr>
+          <m:t>≠</m:t>
+        </m:r>
+        <m:r>
+          <m:t>5</m:t>
+        </m:r>
+      </m:oMath>
+    </w:p>
+    <w:p>
+      <w:pPr>
+        <w:pStyle w:val="BodyText"/>
+      </w:pPr>
+      <w:r>
+        <w:t xml:space="preserve">3.12.</w:t>
+      </w:r>
+      <w:r>
+        <w:t xml:space="preserve"> </w:t>
+      </w:r>
+      <m:oMath>
+        <m:r>
+          <m:t> </m:t>
+        </m:r>
+        <m:r>
+          <m:rPr>
+            <m:sty m:val="p"/>
+          </m:rPr>
+          <m:t>−</m:t>
+        </m:r>
+        <m:r>
+          <m:t>1</m:t>
+        </m:r>
+      </m:oMath>
+      <w:r>
+        <w:t xml:space="preserve"> </w:t>
+      </w:r>
+      <w:r>
+        <w:t xml:space="preserve">if</w:t>
+      </w:r>
+      <w:r>
+        <w:t xml:space="preserve"> </w:t>
+      </w:r>
+      <m:oMath>
+        <m:r>
+          <m:t>x</m:t>
+        </m:r>
+        <m:r>
+          <m:rPr>
+            <m:sty m:val="p"/>
+          </m:rPr>
+          <m:t>≠</m:t>
+        </m:r>
+        <m:r>
           <m:t>4</m:t>
         </m:r>
       </m:oMath>
@@ -1311,7 +1794,7 @@
         <w:pStyle w:val="BodyText"/>
       </w:pPr>
       <w:r>
-        <w:t xml:space="preserve">3.7.</w:t>
+        <w:t xml:space="preserve">3.13.</w:t>
       </w:r>
       <w:r>
         <w:t xml:space="preserve"> </w:t>
@@ -1321,16 +1804,59 @@
           <m:t> </m:t>
         </m:r>
         <m:r>
+          <m:t>2</m:t>
+        </m:r>
+      </m:oMath>
+      <w:r>
+        <w:t xml:space="preserve"> </w:t>
+      </w:r>
+      <w:r>
+        <w:t xml:space="preserve">if</w:t>
+      </w:r>
+      <w:r>
+        <w:t xml:space="preserve"> </w:t>
+      </w:r>
+      <m:oMath>
+        <m:r>
           <m:t>x</m:t>
         </m:r>
         <m:r>
           <m:rPr>
             <m:sty m:val="p"/>
           </m:rPr>
+          <m:t>≠</m:t>
+        </m:r>
+        <m:r>
+          <m:rPr>
+            <m:sty m:val="p"/>
+          </m:rPr>
           <m:t>−</m:t>
         </m:r>
         <m:r>
-          <m:t>1</m:t>
+          <m:t>2</m:t>
+        </m:r>
+      </m:oMath>
+      <w:r>
+        <w:t xml:space="preserve"> </w:t>
+      </w:r>
+      <w:r>
+        <w:t xml:space="preserve">and</w:t>
+      </w:r>
+      <w:r>
+        <w:t xml:space="preserve"> </w:t>
+      </w:r>
+      <m:oMath>
+        <m:r>
+          <m:t>x</m:t>
+        </m:r>
+        <m:r>
+          <m:rPr>
+            <m:sty m:val="p"/>
+          </m:rPr>
+          <m:t>≠</m:t>
+        </m:r>
+        <m:r>
+          <m:t>2</m:t>
         </m:r>
       </m:oMath>
     </w:p>
@@ -1339,7 +1865,7 @@
         <w:pStyle w:val="BodyText"/>
       </w:pPr>
       <w:r>
-        <w:t xml:space="preserve">3.8.</w:t>
+        <w:t xml:space="preserve">3.14.</w:t>
       </w:r>
       <w:r>
         <w:t xml:space="preserve"> </w:t>
@@ -1349,166 +1875,59 @@
           <m:t> </m:t>
         </m:r>
         <m:r>
-          <m:t>x</m:t>
-        </m:r>
-        <m:r>
-          <m:rPr>
-            <m:sty m:val="p"/>
-          </m:rPr>
-          <m:t>+</m:t>
-        </m:r>
-        <m:r>
-          <m:t>3</m:t>
-        </m:r>
-      </m:oMath>
-    </w:p>
-    <w:p>
-      <w:pPr>
-        <w:pStyle w:val="BodyText"/>
-      </w:pPr>
-      <w:r>
-        <w:t xml:space="preserve">3.9.</w:t>
-      </w:r>
-      <w:r>
-        <w:t xml:space="preserve"> </w:t>
-      </w:r>
-      <m:oMath>
-        <m:r>
-          <m:t> </m:t>
-        </m:r>
-        <m:r>
-          <m:t>x</m:t>
-        </m:r>
-        <m:r>
-          <m:rPr>
-            <m:sty m:val="p"/>
-          </m:rPr>
-          <m:t>+</m:t>
-        </m:r>
-        <m:r>
-          <m:t>5</m:t>
-        </m:r>
-      </m:oMath>
-    </w:p>
-    <w:p>
-      <w:pPr>
-        <w:pStyle w:val="BodyText"/>
-      </w:pPr>
-      <w:r>
-        <w:t xml:space="preserve">3.10.</w:t>
-      </w:r>
-      <w:r>
-        <w:t xml:space="preserve"> </w:t>
-      </w:r>
-      <m:oMath>
-        <m:r>
-          <m:t> </m:t>
+          <m:t>c</m:t>
+        </m:r>
+      </m:oMath>
+      <w:r>
+        <w:t xml:space="preserve"> </w:t>
+      </w:r>
+      <w:r>
+        <w:t xml:space="preserve">if</w:t>
+      </w:r>
+      <w:r>
+        <w:t xml:space="preserve"> </w:t>
+      </w:r>
+      <m:oMath>
+        <m:r>
+          <m:t>c</m:t>
+        </m:r>
+        <m:r>
+          <m:rPr>
+            <m:sty m:val="p"/>
+          </m:rPr>
+          <m:t>≠</m:t>
+        </m:r>
+        <m:r>
+          <m:rPr>
+            <m:sty m:val="p"/>
+          </m:rPr>
+          <m:t>−</m:t>
         </m:r>
         <m:r>
           <m:t>2</m:t>
         </m:r>
-        <m:r>
-          <m:t>x</m:t>
-        </m:r>
-        <m:r>
-          <m:rPr>
-            <m:sty m:val="p"/>
-          </m:rPr>
-          <m:t>+</m:t>
-        </m:r>
-        <m:r>
-          <m:t>1</m:t>
-        </m:r>
-      </m:oMath>
-    </w:p>
-    <w:p>
-      <w:pPr>
-        <w:pStyle w:val="BodyText"/>
-      </w:pPr>
-      <w:r>
-        <w:t xml:space="preserve">3.11.</w:t>
-      </w:r>
-      <w:r>
-        <w:t xml:space="preserve"> </w:t>
-      </w:r>
-      <m:oMath>
-        <m:r>
-          <m:t> </m:t>
-        </m:r>
-        <m:r>
-          <m:t>x</m:t>
-        </m:r>
-        <m:r>
-          <m:rPr>
-            <m:sty m:val="p"/>
-          </m:rPr>
-          <m:t>−</m:t>
-        </m:r>
-        <m:r>
-          <m:t>5</m:t>
-        </m:r>
-      </m:oMath>
-    </w:p>
-    <w:p>
-      <w:pPr>
-        <w:pStyle w:val="BodyText"/>
-      </w:pPr>
-      <w:r>
-        <w:t xml:space="preserve">3.12.</w:t>
-      </w:r>
-      <w:r>
-        <w:t xml:space="preserve"> </w:t>
-      </w:r>
-      <m:oMath>
-        <m:r>
-          <m:t> </m:t>
-        </m:r>
-        <m:r>
-          <m:rPr>
-            <m:sty m:val="p"/>
-          </m:rPr>
-          <m:t>−</m:t>
-        </m:r>
-        <m:r>
-          <m:t>1</m:t>
-        </m:r>
-      </m:oMath>
-    </w:p>
-    <w:p>
-      <w:pPr>
-        <w:pStyle w:val="BodyText"/>
-      </w:pPr>
-      <w:r>
-        <w:t xml:space="preserve">3.13.</w:t>
-      </w:r>
-      <w:r>
-        <w:t xml:space="preserve"> </w:t>
-      </w:r>
-      <m:oMath>
-        <m:r>
-          <m:t> </m:t>
+      </m:oMath>
+      <w:r>
+        <w:t xml:space="preserve"> </w:t>
+      </w:r>
+      <w:r>
+        <w:t xml:space="preserve">and</w:t>
+      </w:r>
+      <w:r>
+        <w:t xml:space="preserve"> </w:t>
+      </w:r>
+      <m:oMath>
+        <m:r>
+          <m:t>c</m:t>
+        </m:r>
+        <m:r>
+          <m:rPr>
+            <m:sty m:val="p"/>
+          </m:rPr>
+          <m:t>≠</m:t>
         </m:r>
         <m:r>
           <m:t>2</m:t>
-        </m:r>
-      </m:oMath>
-    </w:p>
-    <w:p>
-      <w:pPr>
-        <w:pStyle w:val="BodyText"/>
-      </w:pPr>
-      <w:r>
-        <w:t xml:space="preserve">3.14.</w:t>
-      </w:r>
-      <w:r>
-        <w:t xml:space="preserve"> </w:t>
-      </w:r>
-      <m:oMath>
-        <m:r>
-          <m:t> </m:t>
-        </m:r>
-        <m:r>
-          <m:t>x</m:t>
         </m:r>
       </m:oMath>
     </w:p>
@@ -1532,7 +1951,7 @@
           </m:fPr>
           <m:num>
             <m:r>
-              <m:t>x</m:t>
+              <m:t>A</m:t>
             </m:r>
             <m:r>
               <m:rPr>
@@ -1546,7 +1965,7 @@
           </m:num>
           <m:den>
             <m:r>
-              <m:t>x</m:t>
+              <m:t>A</m:t>
             </m:r>
             <m:r>
               <m:rPr>
@@ -1559,6 +1978,58 @@
             </m:r>
           </m:den>
         </m:f>
+      </m:oMath>
+      <w:r>
+        <w:t xml:space="preserve"> </w:t>
+      </w:r>
+      <w:r>
+        <w:t xml:space="preserve">if</w:t>
+      </w:r>
+      <w:r>
+        <w:t xml:space="preserve"> </w:t>
+      </w:r>
+      <m:oMath>
+        <m:r>
+          <m:t>A</m:t>
+        </m:r>
+        <m:r>
+          <m:rPr>
+            <m:sty m:val="p"/>
+          </m:rPr>
+          <m:t>≠</m:t>
+        </m:r>
+        <m:r>
+          <m:rPr>
+            <m:sty m:val="p"/>
+          </m:rPr>
+          <m:t>−</m:t>
+        </m:r>
+        <m:r>
+          <m:t>5</m:t>
+        </m:r>
+      </m:oMath>
+      <w:r>
+        <w:t xml:space="preserve"> </w:t>
+      </w:r>
+      <w:r>
+        <w:t xml:space="preserve">and</w:t>
+      </w:r>
+      <w:r>
+        <w:t xml:space="preserve"> </w:t>
+      </w:r>
+      <m:oMath>
+        <m:r>
+          <m:t>A</m:t>
+        </m:r>
+        <m:r>
+          <m:rPr>
+            <m:sty m:val="p"/>
+          </m:rPr>
+          <m:t>≠</m:t>
+        </m:r>
+        <m:r>
+          <m:t>5</m:t>
+        </m:r>
       </m:oMath>
     </w:p>
     <w:p>

--- a/docs/answers/as-introtoalgebraicfractions.docx
+++ b/docs/answers/as-introtoalgebraicfractions.docx
@@ -52,7 +52,7 @@
         </w:rPr>
         <w:t xml:space="preserve"> </w:t>
       </w:r>
-      <w:hyperlink r:id="rId20">
+      <w:hyperlink r:id="rId9">
         <w:r>
           <w:rPr>
             <w:rStyle w:val="Hyperlink"/>
@@ -82,7 +82,7 @@
         <w:t xml:space="preserve">Please attempt the questions before reading these answers!</w:t>
       </w:r>
     </w:p>
-    <w:bookmarkStart w:id="21" w:name="q1"/>
+    <w:bookmarkStart w:id="10" w:name="q1"/>
     <w:p>
       <w:pPr>
         <w:pStyle w:val="Heading2"/>
@@ -666,8 +666,8 @@
         </m:r>
       </m:oMath>
     </w:p>
-    <w:bookmarkEnd w:id="21"/>
-    <w:bookmarkStart w:id="22" w:name="q2"/>
+    <w:bookmarkEnd w:id="10"/>
+    <w:bookmarkStart w:id="11" w:name="q2"/>
     <w:p>
       <w:pPr>
         <w:pStyle w:val="Heading2"/>
@@ -946,28 +946,30 @@
         <m:r>
           <m:t>x</m:t>
         </m:r>
-        <m:d>
-          <m:dPr>
-            <m:begChr m:val="("/>
-            <m:sepChr m:val=""/>
-            <m:endChr m:val=")"/>
-            <m:grow/>
-          </m:dPr>
-          <m:e>
-            <m:r>
-              <m:t>x</m:t>
-            </m:r>
-            <m:r>
-              <m:rPr>
-                <m:sty m:val="p"/>
-              </m:rPr>
-              <m:t>+</m:t>
-            </m:r>
-            <m:r>
-              <m:t>1</m:t>
-            </m:r>
-          </m:e>
-        </m:d>
+        <m:r>
+          <m:rPr>
+            <m:sty m:val="p"/>
+          </m:rPr>
+          <m:t>(</m:t>
+        </m:r>
+        <m:r>
+          <m:t>x</m:t>
+        </m:r>
+        <m:r>
+          <m:rPr>
+            <m:sty m:val="p"/>
+          </m:rPr>
+          <m:t>+</m:t>
+        </m:r>
+        <m:r>
+          <m:t>1</m:t>
+        </m:r>
+        <m:r>
+          <m:rPr>
+            <m:sty m:val="p"/>
+          </m:rPr>
+          <m:t>)</m:t>
+        </m:r>
       </m:oMath>
     </w:p>
     <w:p>
@@ -1036,28 +1038,30 @@
         <m:r>
           <m:t>x</m:t>
         </m:r>
-        <m:d>
-          <m:dPr>
-            <m:begChr m:val="("/>
-            <m:sepChr m:val=""/>
-            <m:endChr m:val=")"/>
-            <m:grow/>
-          </m:dPr>
-          <m:e>
-            <m:r>
-              <m:t>x</m:t>
-            </m:r>
-            <m:r>
-              <m:rPr>
-                <m:sty m:val="p"/>
-              </m:rPr>
-              <m:t>+</m:t>
-            </m:r>
-            <m:r>
-              <m:t>1</m:t>
-            </m:r>
-          </m:e>
-        </m:d>
+        <m:r>
+          <m:rPr>
+            <m:sty m:val="p"/>
+          </m:rPr>
+          <m:t>(</m:t>
+        </m:r>
+        <m:r>
+          <m:t>x</m:t>
+        </m:r>
+        <m:r>
+          <m:rPr>
+            <m:sty m:val="p"/>
+          </m:rPr>
+          <m:t>+</m:t>
+        </m:r>
+        <m:r>
+          <m:t>1</m:t>
+        </m:r>
+        <m:r>
+          <m:rPr>
+            <m:sty m:val="p"/>
+          </m:rPr>
+          <m:t>)</m:t>
+        </m:r>
       </m:oMath>
     </w:p>
     <w:p>
@@ -1122,8 +1126,8 @@
         </m:r>
       </m:oMath>
     </w:p>
-    <w:bookmarkEnd w:id="22"/>
-    <w:bookmarkStart w:id="23" w:name="q3"/>
+    <w:bookmarkEnd w:id="11"/>
+    <w:bookmarkStart w:id="12" w:name="q3"/>
     <w:p>
       <w:pPr>
         <w:pStyle w:val="Heading2"/>
@@ -2046,8 +2050,8 @@
         </w:pict>
       </w:r>
     </w:p>
-    <w:bookmarkEnd w:id="23"/>
-    <w:bookmarkStart w:id="25" w:name="version-history-and-licensing"/>
+    <w:bookmarkEnd w:id="12"/>
+    <w:bookmarkStart w:id="14" w:name="version-history-and-licensing"/>
     <w:p>
       <w:pPr>
         <w:pStyle w:val="Heading2"/>
@@ -2068,7 +2072,7 @@
       <w:pPr>
         <w:pStyle w:val="BodyText"/>
       </w:pPr>
-      <w:hyperlink r:id="rId24">
+      <w:hyperlink r:id="rId13">
         <w:r>
           <w:rPr>
             <w:rStyle w:val="Hyperlink"/>
@@ -2077,7 +2081,7 @@
         </w:r>
       </w:hyperlink>
     </w:p>
-    <w:bookmarkEnd w:id="25"/>
+    <w:bookmarkEnd w:id="14"/>
     <w:sectPr>
       <w:pgSz w:h="15840" w:w="12240"/>
       <w:pgMar w:bottom="1440" w:footer="720" w:gutter="0" w:header="720" w:left="1440" w:right="1440" w:top="1440"/>
